--- a/党课学习心得/03_第三课_以青春之我_走好新时代长征路.docx
+++ b/党课学习心得/03_第三课_以青春之我_走好新时代长征路.docx
@@ -69,7 +69,7 @@
           <w:b w:val="0"/>
           <w:sz w:val="28"/>
         </w:rPr>
-        <w:t>课上的回答很清楚：新时代的长征路，就是强国建设、民族复兴，就是中国式现代化。而具体到每个人，它就变成各自岗位上那些难啃的硬骨头——关键核心技术攻关、基层治理、乡村振兴、教育和医疗的一线。老师讲到很多重大工程团队的骨干只有三十多岁，讲到脱贫攻坚中有干部把生命留在了山里。这些事实让我意识到，“长征路”不是留给某个英雄群体的，它是一代人的共同任务，年龄从来不是免于担当的理由。</w:t>
+        <w:t>这次学习的答案很清楚：新时代的长征路，就是强国建设、民族复兴，就是中国式现代化。而具体到每个人，它就变成各自岗位上那些难啃的硬骨头——关键核心技术攻关、基层治理、乡村振兴、教育和医疗的一线。学习让我了解到，很多重大工程团队的骨干只有三十多岁，脱贫攻坚中有干部把生命留在了山里。这些事实让我意识到，“长征路”不是留给某个英雄群体的，它是一代人的共同任务，年龄从来不是免于担当的理由。</w:t>
       </w:r>
     </w:p>
     <w:p>
@@ -83,7 +83,7 @@
           <w:b w:val="0"/>
           <w:sz w:val="28"/>
         </w:rPr>
-        <w:t>课上举的例子之外，我也想到身边的同龄人：有学长毕业后去了西部支教，有同学在实验室里一待就是一整天，有退伍复学的同学把部队的作风带回了班级。他们做的事都不算惊天动地，但都是把“国家需要”和“自己能做”接在一起的具体样本。相比之下，我常常停在前一步——想得很多，动得很少。</w:t>
+        <w:t>这些例子之外，我也想到身边的同龄人：有学长毕业后去了西部支教，有同学在实验室里一待就是一整天，有退伍复学的同学把部队的作风带回了班级。他们做的事都不算惊天动地，但都是把“国家需要”和“自己能做”接在一起的具体样本。相比之下，我常常停在前一步——想得很多，动得很少。</w:t>
       </w:r>
     </w:p>
     <w:p>
@@ -97,7 +97,7 @@
           <w:b w:val="0"/>
           <w:sz w:val="28"/>
         </w:rPr>
-        <w:t>这节课最让我不安的，是它逼着我回答一个问题：我这一代人的“雪山草地”在哪里？我想了很久，答案其实不体面：我们面临的不是雪山，而是舒适；不是匮乏，而是选择太多。上一代人面对的是“能不能活下去”，我们面对的是“要不要往前走”。看起来轻松，实际上更难，因为没有外部压力的时候，全靠自己给自己定标准。一个人真正的对手，往往不是困难，而是“还可以”。</w:t>
+        <w:t>这次学习最让我不安的，是它逼着我回答一个问题：我这一代人的“雪山草地”在哪里？我想了很久，答案其实不体面：我们面临的不是雪山，而是舒适；不是匮乏，而是选择太多。上一代人面对的是“能不能活下去”，我们面对的是“要不要往前走”。看起来轻松，实际上更难，因为没有外部压力的时候，全靠自己给自己定标准。一个人真正的对手，往往不是困难，而是“还可以”。</w:t>
       </w:r>
     </w:p>
     <w:p>
@@ -139,7 +139,7 @@
           <w:b w:val="0"/>
           <w:sz w:val="28"/>
         </w:rPr>
-        <w:t>课上还讲到“青春之我”的含义。我理解，它不是年龄标签，而是一种状态：愿意学新东西，敢于承担责任，不怕从头开始。三年前刚入学时我也有这样的状态，后来被绩点、实习、考研这些具体目标磨得有点钝。这节课提醒我，目标本身没有错，但目标不能替代方向——绩点是为了能力，能力是为了能做事，而做事是为了对得起自己所处的时代。</w:t>
+        <w:t>学习还让我对“青春之我”的含义有了自己的理解。它不是年龄标签，而是一种状态：愿意学新东西，敢于承担责任，不怕从头开始。三年前刚入学时我也有这样的状态，后来被绩点、实习、考研这些具体目标磨得有点钝。这次学习提醒我，目标本身没有错，但目标不能替代方向——绩点是为了能力，能力是为了能做事，而做事是为了对得起自己所处的时代。</w:t>
       </w:r>
     </w:p>
     <w:p>
@@ -167,7 +167,7 @@
           <w:b w:val="0"/>
           <w:sz w:val="28"/>
         </w:rPr>
-        <w:t>习近平总书记在北大师生座谈会上曾对青年提出“勤学、修德、明辨、笃实”的要求。这八个字和这堂课讲的“青春之我”是相通的：勤学是本领，修德是人品，明辨是立场，笃实是作风。作为大三学生，我最缺的其实是“笃实”——想法不少，落到实处的少；计划写得漂亮，执行打了折扣。把这四个字当成尺子，每天量一量，比空喊“奋斗”有用得多。也正是在这个意义上，我理解“以青春之我”不是一句抒情，而是一种自我要求：把该学的学透，把该做的做完，把该守的守住。我所在的支部里就有不少这样的同龄人，不声不响，但把每一件小事做到底。</w:t>
+        <w:t>习近平总书记在北大师生座谈会上曾对青年提出“勤学、修德、明辨、笃实”的要求。这八个字和“青春之我”是相通的：勤学是本领，修德是人品，明辨是立场，笃实是作风。作为大三学生，我最缺的其实是“笃实”——想法不少，落到实处的少；计划写得漂亮，执行打了折扣。把这四个字当成尺子，每天量一量，比空喊“奋斗”有用得多。也正是在这个意义上，我理解“以青春之我”不是一句抒情，而是一种自我要求：把该学的学透，把该做的做完，把该守的守住。我所在的支部里就有不少这样的同龄人，不声不响，但把每一件小事做到底。</w:t>
       </w:r>
     </w:p>
     <w:p>
@@ -181,7 +181,7 @@
           <w:b w:val="0"/>
           <w:sz w:val="28"/>
         </w:rPr>
-        <w:t>所以这一课给我的不是一句口号，而是一份清单。一是把基础打牢，长征靠脚力，我靠专业本领和理论功底，这一条只能靠积累；二是到现场去，把志愿服务、社会调研、基层实习真正做起来，而不是停在报名表上，不了解真实的中国，谈“走好长征路”都是空的；三是按党员标准要求自己，思想上先入党、行动上先到位，组织程序可以一步一步走，但对自己的要求不必等程序走完；四是守住纪律和作风，第一课讲纪律，第二课讲规矩，这一课讲担当，三者其实是一件事——能约束自己的人，才担得起事。</w:t>
+        <w:t>所以这次学习给我的不是一句口号，而是一份清单。一是把基础打牢，长征靠脚力，我靠专业本领和理论功底，这一条只能靠积累；二是到现场去，把志愿服务、社会调研、基层实习真正做起来，而不是停在报名表上，不了解真实的中国，谈“走好长征路”都是空的；三是按党员标准要求自己，思想上先入党、行动上先到位，组织程序可以一步一步走，但对自己的要求不必等程序走完；四是守住纪律和作风，第一课讲纪律，第二课讲规矩，这一课讲担当，三者其实是一件事——能约束自己的人，才担得起事。</w:t>
       </w:r>
     </w:p>
     <w:p>
